--- a/KANISHKA.M (192521283) {ALL 1-40}.docx
+++ b/KANISHKA.M (192521283) {ALL 1-40}.docx
@@ -22,7 +22,29 @@
           <w:szCs w:val="28"/>
           <w:highlight w:val="cyan"/>
         </w:rPr>
-        <w:t>CSA1405-COMPILER DESIGN</w:t>
+        <w:t>CSA14</w:t>
+      </w:r>
+      <w:r>
+        <w:rPr>
+          <w:rFonts w:ascii="Times New Roman" w:hAnsi="Times New Roman" w:cs="Times New Roman"/>
+          <w:b/>
+          <w:bCs/>
+          <w:sz w:val="28"/>
+          <w:szCs w:val="28"/>
+          <w:highlight w:val="cyan"/>
+        </w:rPr>
+        <w:t>18</w:t>
+      </w:r>
+      <w:r>
+        <w:rPr>
+          <w:rFonts w:ascii="Times New Roman" w:hAnsi="Times New Roman" w:cs="Times New Roman"/>
+          <w:b/>
+          <w:bCs/>
+          <w:sz w:val="28"/>
+          <w:szCs w:val="28"/>
+          <w:highlight w:val="cyan"/>
+        </w:rPr>
+        <w:t>-COMPILER DESIGN</w:t>
       </w:r>
       <w:r>
         <w:rPr>
@@ -12036,21 +12058,7 @@
         <w:rPr>
           <w:rFonts w:ascii="Times New Roman" w:hAnsi="Times New Roman" w:cs="Times New Roman"/>
         </w:rPr>
-        <w:t>] == '</w:t>
-      </w:r>
-      <w:proofErr w:type="spellStart"/>
-      <w:r>
-        <w:rPr>
-          <w:rFonts w:ascii="Times New Roman" w:hAnsi="Times New Roman" w:cs="Times New Roman"/>
-        </w:rPr>
-        <w:t>i</w:t>
-      </w:r>
-      <w:proofErr w:type="spellEnd"/>
-      <w:r>
-        <w:rPr>
-          <w:rFonts w:ascii="Times New Roman" w:hAnsi="Times New Roman" w:cs="Times New Roman"/>
-        </w:rPr>
-        <w:t>' ||</w:t>
+        <w:t>] == 'i' ||</w:t>
       </w:r>
     </w:p>
     <w:p>
@@ -12743,21 +12751,7 @@
         <w:rPr>
           <w:rFonts w:ascii="Times New Roman" w:hAnsi="Times New Roman" w:cs="Times New Roman"/>
         </w:rPr>
-        <w:t>] == '</w:t>
-      </w:r>
-      <w:proofErr w:type="spellStart"/>
-      <w:r>
-        <w:rPr>
-          <w:rFonts w:ascii="Times New Roman" w:hAnsi="Times New Roman" w:cs="Times New Roman"/>
-        </w:rPr>
-        <w:t>i</w:t>
-      </w:r>
-      <w:proofErr w:type="spellEnd"/>
-      <w:r>
-        <w:rPr>
-          <w:rFonts w:ascii="Times New Roman" w:hAnsi="Times New Roman" w:cs="Times New Roman"/>
-        </w:rPr>
-        <w:t>' ||</w:t>
+        <w:t>] == 'i' ||</w:t>
       </w:r>
     </w:p>
     <w:p>
